--- a/docs/milestones/ESE_ProjectDetails.docx
+++ b/docs/milestones/ESE_ProjectDetails.docx
@@ -1140,7 +1140,7 @@
         <w:t xml:space="preserve"> </w:t>
       </w:r>
       <w:r>
-        <w:t xml:space="preserve">NB/LR/SVM + DistilBERT trained and tuned (GridSearchCV, lr × epochs × max_len sweep), LIAR 3-way head, stance model evaluated on FEVER, cross-dataset table, offline FAISS index,</w:t>
+        <w:t xml:space="preserve">NB/LR/SVM + DistilBERT trained and tuned (GridSearchCV, lr × max_len {256, 512} sweep), LIAR 3-way head, stance model evaluated on FEVER, cross-dataset table, offline FAISS index,</w:t>
       </w:r>
       <w:r>
         <w:t xml:space="preserve"> </w:t>
@@ -7323,7 +7323,7 @@
               <w:t xml:space="preserve"> </w:t>
             </w:r>
             <w:r>
-              <w:t xml:space="preserve">auto-detect; the image is CPU-only; training used an RTX 3050 / Colab T4.</w:t>
+              <w:t xml:space="preserve">auto-detect; the image is CPU-only; training used an RTX 2050/3050-class 4 GB GPU / Colab T4.</w:t>
             </w:r>
           </w:p>
         </w:tc>
@@ -7588,7 +7588,7 @@
               <w:jc w:val="left"/>
             </w:pPr>
             <w:r>
-              <w:t xml:space="preserve">Cross-dataset: WELFake→ISOT and ISOT→WELFake, with/without artefact removal; artefact-only classifier accuracy (leakage audit)</w:t>
+              <w:t xml:space="preserve">Cross-dataset: WELFake∖ISOT→ISOT and ISOT→WELFake∖ISOT (ISOT ⊂ WELFake, so the shared articles are removed from the WELFake side), with/without artefact removal; artefact-only classifier accuracy (leakage audit)</w:t>
             </w:r>
           </w:p>
         </w:tc>
@@ -7629,7 +7629,7 @@
               <w:jc w:val="left"/>
             </w:pPr>
             <w:r>
-              <w:t xml:space="preserve">DistilBERT sweep (lr × epochs × max_len) and GridSearchCV winners</w:t>
+              <w:t xml:space="preserve">DistilBERT sweep (lr × max_len {256, 512}, 6 configs) and GridSearchCV winners</w:t>
             </w:r>
           </w:p>
         </w:tc>
@@ -12403,7 +12403,7 @@
               <w:jc w:val="left"/>
             </w:pPr>
             <w:r>
-              <w:t xml:space="preserve">lr × epochs × max_len on a 20k stratified subset (≤ 6 trials), best config retrained on full train; selection by val macro-F1.</w:t>
+              <w:t xml:space="preserve">lr {2e-5, 3e-5, 5e-5} × max_len {256, 512} on a 20k stratified subset (6 configs, epochs fixed at 3 with the best epoch kept), best config retrained on full train; selection by val macro-F1.</w:t>
             </w:r>
           </w:p>
         </w:tc>
